--- a/連接sanity.docx
+++ b/連接sanity.docx
@@ -18,6 +18,9 @@
     </w:p>
     <w:p>
       <w:r>
+        <w:rPr>
+          <w:noProof/>
+        </w:rPr>
         <w:drawing>
           <wp:inline distT="0" distB="0" distL="0" distR="0" wp14:anchorId="39AD077C" wp14:editId="4261182F">
             <wp:extent cx="5274310" cy="1793240"/>
@@ -80,6 +83,9 @@
         <w:t xml:space="preserve"> </w:t>
       </w:r>
       <w:r>
+        <w:rPr>
+          <w:noProof/>
+        </w:rPr>
         <w:drawing>
           <wp:inline distT="0" distB="0" distL="0" distR="0" wp14:anchorId="56820FE8" wp14:editId="3274EF7A">
             <wp:extent cx="5274310" cy="998220"/>
@@ -119,6 +125,9 @@
     </w:p>
     <w:p>
       <w:r>
+        <w:rPr>
+          <w:noProof/>
+        </w:rPr>
         <w:drawing>
           <wp:inline distT="0" distB="0" distL="0" distR="0" wp14:anchorId="7C190451" wp14:editId="13094ACA">
             <wp:extent cx="5274310" cy="1788795"/>
@@ -157,11 +166,6 @@
       </w:r>
     </w:p>
     <w:p>
-      <w:pPr>
-        <w:rPr>
-          <w:rFonts w:hint="eastAsia"/>
-        </w:rPr>
-      </w:pPr>
       <w:r>
         <w:rPr>
           <w:rFonts w:hint="eastAsia"/>
@@ -256,6 +260,9 @@
         <w:t>目錄</w:t>
       </w:r>
       <w:r>
+        <w:rPr>
+          <w:noProof/>
+        </w:rPr>
         <w:drawing>
           <wp:inline distT="0" distB="0" distL="0" distR="0" wp14:anchorId="65B365A1" wp14:editId="2F652C1F">
             <wp:extent cx="5274310" cy="674370"/>
@@ -295,6 +302,9 @@
     </w:p>
     <w:p>
       <w:r>
+        <w:rPr>
+          <w:noProof/>
+        </w:rPr>
         <w:drawing>
           <wp:inline distT="0" distB="0" distL="0" distR="0" wp14:anchorId="2E798D11" wp14:editId="082586BE">
             <wp:extent cx="3124636" cy="1428949"/>
@@ -353,24 +363,28 @@
         </w:rPr>
         <w:t>內的</w:t>
       </w:r>
+      <w:proofErr w:type="spellStart"/>
       <w:r>
         <w:rPr>
           <w:rFonts w:hint="eastAsia"/>
         </w:rPr>
         <w:t>sanity.cli.ts</w:t>
       </w:r>
+      <w:proofErr w:type="spellEnd"/>
       <w:r>
         <w:rPr>
           <w:rFonts w:hint="eastAsia"/>
         </w:rPr>
         <w:t>的</w:t>
       </w:r>
+      <w:proofErr w:type="spellStart"/>
       <w:r>
         <w:rPr>
           <w:rFonts w:hint="eastAsia"/>
         </w:rPr>
         <w:t>projectId</w:t>
       </w:r>
+      <w:proofErr w:type="spellEnd"/>
       <w:r>
         <w:rPr>
           <w:rFonts w:hint="eastAsia"/>
@@ -542,6 +556,9 @@
         </mc:AlternateContent>
       </w:r>
       <w:r>
+        <w:rPr>
+          <w:noProof/>
+        </w:rPr>
         <w:drawing>
           <wp:inline distT="0" distB="0" distL="0" distR="0" wp14:anchorId="369A3D2F" wp14:editId="21530499">
             <wp:extent cx="5274310" cy="960755"/>
@@ -585,6 +602,9 @@
         <w:t xml:space="preserve"> </w:t>
       </w:r>
       <w:r>
+        <w:rPr>
+          <w:noProof/>
+        </w:rPr>
         <w:drawing>
           <wp:inline distT="0" distB="0" distL="0" distR="0" wp14:anchorId="55D31F2A" wp14:editId="1FE519F0">
             <wp:extent cx="5274310" cy="1963737"/>
@@ -644,8 +664,93 @@
       </w:r>
     </w:p>
     <w:p>
-      <w:r>
-        <w:t>i already have products.tsx and ProductDetail.tsx compoent , but i want to use sanity cms system which i already installed inside my project ,that use the suitable schemaTypes data can choose name: 'Velocity Pro Carbon',       category: 'Road Racing',       price: 4999,       originalPrice: 5499,       image: 'https://images.unsplash.com/photo-1456990493443-0d0ee2a630cc?w=600&amp;auto=format&amp;fit=crop&amp;q=60&amp;ixlib=rb-4.1.0&amp;ixid=M3wxMjA3fDB8MHxzZWFyY2h8NjB8fHJvYWQlMjBiaWtlfGVufDB8fDB8fHww',       rating: 4.9,       reviews: 127,       features: ['Carbon fiber frame', 'Shimano Ultegra Di2', 'Aero wheelset'],       isBestseller: true value inside varible instead</w:t>
+      <w:proofErr w:type="spellStart"/>
+      <w:r>
+        <w:t>i</w:t>
+      </w:r>
+      <w:proofErr w:type="spellEnd"/>
+      <w:r>
+        <w:t xml:space="preserve"> already have </w:t>
+      </w:r>
+      <w:proofErr w:type="spellStart"/>
+      <w:r>
+        <w:t>products.tsx</w:t>
+      </w:r>
+      <w:proofErr w:type="spellEnd"/>
+      <w:r>
+        <w:t xml:space="preserve"> and </w:t>
+      </w:r>
+      <w:proofErr w:type="spellStart"/>
+      <w:r>
+        <w:t>ProductDetail.tsx</w:t>
+      </w:r>
+      <w:proofErr w:type="spellEnd"/>
+      <w:r>
+        <w:t xml:space="preserve"> </w:t>
+      </w:r>
+      <w:proofErr w:type="spellStart"/>
+      <w:r>
+        <w:t>compoent</w:t>
+      </w:r>
+      <w:proofErr w:type="spellEnd"/>
+      <w:r>
+        <w:t xml:space="preserve"> , but </w:t>
+      </w:r>
+      <w:proofErr w:type="spellStart"/>
+      <w:r>
+        <w:t>i</w:t>
+      </w:r>
+      <w:proofErr w:type="spellEnd"/>
+      <w:r>
+        <w:t xml:space="preserve"> want to use sanity </w:t>
+      </w:r>
+      <w:proofErr w:type="spellStart"/>
+      <w:r>
+        <w:t>cms</w:t>
+      </w:r>
+      <w:proofErr w:type="spellEnd"/>
+      <w:r>
+        <w:t xml:space="preserve"> system which </w:t>
+      </w:r>
+      <w:proofErr w:type="spellStart"/>
+      <w:r>
+        <w:t>i</w:t>
+      </w:r>
+      <w:proofErr w:type="spellEnd"/>
+      <w:r>
+        <w:t xml:space="preserve"> already installed inside my project ,that use the suitable </w:t>
+      </w:r>
+      <w:proofErr w:type="spellStart"/>
+      <w:r>
+        <w:t>schemaTypes</w:t>
+      </w:r>
+      <w:proofErr w:type="spellEnd"/>
+      <w:r>
+        <w:t xml:space="preserve"> data can choose name: 'Velocity Pro Carbon',       category: 'Road Racing',       price: 4999,       </w:t>
+      </w:r>
+      <w:proofErr w:type="spellStart"/>
+      <w:r>
+        <w:t>originalPrice</w:t>
+      </w:r>
+      <w:proofErr w:type="spellEnd"/>
+      <w:r>
+        <w:t xml:space="preserve">: 5499,       image: 'https://images.unsplash.com/photo-1456990493443-0d0ee2a630cc?w=600&amp;auto=format&amp;fit=crop&amp;q=60&amp;ixlib=rb-4.1.0&amp;ixid=M3wxMjA3fDB8MHxzZWFyY2h8NjB8fHJvYWQlMjBiaWtlfGVufDB8fDB8fHww',       rating: 4.9,       reviews: 127,       features: ['Carbon fiber frame', 'Shimano Ultegra Di2', 'Aero wheelset'],       </w:t>
+      </w:r>
+      <w:proofErr w:type="spellStart"/>
+      <w:r>
+        <w:t>isBestseller</w:t>
+      </w:r>
+      <w:proofErr w:type="spellEnd"/>
+      <w:r>
+        <w:t xml:space="preserve">: true value inside </w:t>
+      </w:r>
+      <w:proofErr w:type="spellStart"/>
+      <w:r>
+        <w:t>varible</w:t>
+      </w:r>
+      <w:proofErr w:type="spellEnd"/>
+      <w:r>
+        <w:t xml:space="preserve"> instead</w:t>
       </w:r>
     </w:p>
     <w:p/>
@@ -683,6 +788,9 @@
     </w:p>
     <w:p>
       <w:r>
+        <w:rPr>
+          <w:noProof/>
+        </w:rPr>
         <w:lastRenderedPageBreak/>
         <w:drawing>
           <wp:inline distT="0" distB="0" distL="0" distR="0" wp14:anchorId="15D9F9AA" wp14:editId="3CB316D9">
@@ -722,11 +830,6 @@
       </w:r>
     </w:p>
     <w:p>
-      <w:pPr>
-        <w:rPr>
-          <w:rFonts w:hint="eastAsia"/>
-        </w:rPr>
-      </w:pPr>
       <w:r>
         <w:rPr>
           <w:rFonts w:hint="eastAsia"/>
@@ -769,11 +872,19 @@
         </w:rPr>
         <w:t>進入</w:t>
       </w:r>
-      <w:r>
-        <w:rPr>
-          <w:rFonts w:hint="eastAsia"/>
-        </w:rPr>
-        <w:t>cors origins</w:t>
+      <w:proofErr w:type="spellStart"/>
+      <w:r>
+        <w:rPr>
+          <w:rFonts w:hint="eastAsia"/>
+        </w:rPr>
+        <w:t>cors</w:t>
+      </w:r>
+      <w:proofErr w:type="spellEnd"/>
+      <w:r>
+        <w:rPr>
+          <w:rFonts w:hint="eastAsia"/>
+        </w:rPr>
+        <w:t xml:space="preserve"> origins</w:t>
       </w:r>
     </w:p>
     <w:p>
@@ -930,6 +1041,9 @@
         </mc:AlternateContent>
       </w:r>
       <w:r>
+        <w:rPr>
+          <w:noProof/>
+        </w:rPr>
         <w:drawing>
           <wp:inline distT="0" distB="0" distL="0" distR="0" wp14:anchorId="659FB72C" wp14:editId="4523C986">
             <wp:extent cx="5274310" cy="1623695"/>
@@ -993,6 +1107,9 @@
     </w:p>
     <w:p>
       <w:r>
+        <w:rPr>
+          <w:noProof/>
+        </w:rPr>
         <w:drawing>
           <wp:inline distT="0" distB="0" distL="0" distR="0" wp14:anchorId="0C0EC7F2" wp14:editId="2E195340">
             <wp:extent cx="3305636" cy="1476581"/>
@@ -1031,8 +1148,29 @@
       </w:r>
     </w:p>
     <w:p>
-      <w:r>
-        <w:t>shoud i acceput Allow credentials</w:t>
+      <w:proofErr w:type="spellStart"/>
+      <w:r>
+        <w:t>shoud</w:t>
+      </w:r>
+      <w:proofErr w:type="spellEnd"/>
+      <w:r>
+        <w:t xml:space="preserve"> </w:t>
+      </w:r>
+      <w:proofErr w:type="spellStart"/>
+      <w:r>
+        <w:t>i</w:t>
+      </w:r>
+      <w:proofErr w:type="spellEnd"/>
+      <w:r>
+        <w:t xml:space="preserve"> </w:t>
+      </w:r>
+      <w:proofErr w:type="spellStart"/>
+      <w:r>
+        <w:t>acceput</w:t>
+      </w:r>
+      <w:proofErr w:type="spellEnd"/>
+      <w:r>
+        <w:t xml:space="preserve"> Allow credentials</w:t>
       </w:r>
     </w:p>
     <w:p>
@@ -1122,6 +1260,9 @@
     </w:p>
     <w:p>
       <w:r>
+        <w:rPr>
+          <w:noProof/>
+        </w:rPr>
         <w:drawing>
           <wp:inline distT="0" distB="0" distL="0" distR="0" wp14:anchorId="28BD9776" wp14:editId="4F000120">
             <wp:extent cx="5274310" cy="2203450"/>
@@ -1192,20 +1333,20 @@
         </w:rPr>
         <w:t>到遠端</w:t>
       </w:r>
+      <w:proofErr w:type="spellStart"/>
       <w:r>
         <w:rPr>
           <w:rFonts w:hint="eastAsia"/>
         </w:rPr>
         <w:t>stuido</w:t>
       </w:r>
-    </w:p>
-    <w:p>
-      <w:pPr>
-        <w:rPr>
-          <w:rFonts w:hint="eastAsia"/>
-        </w:rPr>
-      </w:pPr>
-      <w:r>
+      <w:proofErr w:type="spellEnd"/>
+    </w:p>
+    <w:p>
+      <w:r>
+        <w:rPr>
+          <w:noProof/>
+        </w:rPr>
         <w:drawing>
           <wp:inline distT="0" distB="0" distL="0" distR="0" wp14:anchorId="624EEDD5" wp14:editId="591C1F80">
             <wp:extent cx="5274310" cy="1010285"/>
@@ -1245,6 +1386,9 @@
     </w:p>
     <w:p>
       <w:r>
+        <w:rPr>
+          <w:noProof/>
+        </w:rPr>
         <w:lastRenderedPageBreak/>
         <w:drawing>
           <wp:inline distT="0" distB="0" distL="0" distR="0" wp14:anchorId="25269801" wp14:editId="55AE257B">
@@ -1340,12 +1484,10 @@
       </w:r>
     </w:p>
     <w:p>
-      <w:pPr>
-        <w:rPr>
-          <w:rFonts w:hint="eastAsia"/>
-        </w:rPr>
-      </w:pPr>
-      <w:r>
+      <w:r>
+        <w:rPr>
+          <w:noProof/>
+        </w:rPr>
         <w:drawing>
           <wp:inline distT="0" distB="0" distL="0" distR="0" wp14:anchorId="5E148FCB" wp14:editId="55DD36A3">
             <wp:extent cx="1371791" cy="333422"/>
@@ -1384,11 +1526,6 @@
       </w:r>
     </w:p>
     <w:p>
-      <w:pPr>
-        <w:rPr>
-          <w:rFonts w:hint="eastAsia"/>
-        </w:rPr>
-      </w:pPr>
       <w:r>
         <w:rPr>
           <w:rFonts w:hint="eastAsia"/>
@@ -1498,6 +1635,9 @@
         </mc:AlternateContent>
       </w:r>
       <w:r>
+        <w:rPr>
+          <w:noProof/>
+        </w:rPr>
         <w:drawing>
           <wp:inline distT="0" distB="0" distL="0" distR="0" wp14:anchorId="5CF8F451" wp14:editId="4750FEF3">
             <wp:extent cx="5274310" cy="1054735"/>
@@ -1542,6 +1682,121 @@
         </w:rPr>
       </w:pPr>
       <w:r>
+        <w:rPr>
+          <w:rFonts w:hint="eastAsia"/>
+        </w:rPr>
+        <w:t>本地端測試成功之後，</w:t>
+      </w:r>
+      <w:r>
+        <w:rPr>
+          <w:rFonts w:hint="eastAsia"/>
+        </w:rPr>
+        <w:t>push</w:t>
+      </w:r>
+      <w:r>
+        <w:rPr>
+          <w:rFonts w:hint="eastAsia"/>
+        </w:rPr>
+        <w:t>到</w:t>
+      </w:r>
+      <w:r>
+        <w:rPr>
+          <w:rFonts w:hint="eastAsia"/>
+        </w:rPr>
+        <w:t>Git</w:t>
+      </w:r>
+      <w:r>
+        <w:rPr>
+          <w:rFonts w:hint="eastAsia"/>
+        </w:rPr>
+        <w:t>同時控制台也允許其他網址的</w:t>
+      </w:r>
+      <w:r>
+        <w:rPr>
+          <w:rFonts w:hint="eastAsia"/>
+        </w:rPr>
+        <w:t>CORS</w:t>
+      </w:r>
+    </w:p>
+    <w:p>
+      <w:r>
+        <w:rPr>
+          <w:noProof/>
+        </w:rPr>
+        <mc:AlternateContent>
+          <mc:Choice Requires="wps">
+            <w:drawing>
+              <wp:anchor distT="0" distB="0" distL="114300" distR="114300" simplePos="0" relativeHeight="251667456" behindDoc="0" locked="0" layoutInCell="1" allowOverlap="1" wp14:anchorId="61ACFAFC" wp14:editId="45A510AA">
+                <wp:simplePos x="0" y="0"/>
+                <wp:positionH relativeFrom="column">
+                  <wp:posOffset>1323975</wp:posOffset>
+                </wp:positionH>
+                <wp:positionV relativeFrom="paragraph">
+                  <wp:posOffset>805815</wp:posOffset>
+                </wp:positionV>
+                <wp:extent cx="4171950" cy="352425"/>
+                <wp:effectExtent l="0" t="0" r="19050" b="28575"/>
+                <wp:wrapNone/>
+                <wp:docPr id="1880167500" name="矩形 7"/>
+                <wp:cNvGraphicFramePr/>
+                <a:graphic xmlns:a="http://schemas.openxmlformats.org/drawingml/2006/main">
+                  <a:graphicData uri="http://schemas.microsoft.com/office/word/2010/wordprocessingShape">
+                    <wps:wsp>
+                      <wps:cNvSpPr/>
+                      <wps:spPr>
+                        <a:xfrm>
+                          <a:off x="0" y="0"/>
+                          <a:ext cx="4171950" cy="352425"/>
+                        </a:xfrm>
+                        <a:prstGeom prst="rect">
+                          <a:avLst/>
+                        </a:prstGeom>
+                        <a:noFill/>
+                        <a:ln>
+                          <a:solidFill>
+                            <a:srgbClr val="EE0000"/>
+                          </a:solidFill>
+                        </a:ln>
+                      </wps:spPr>
+                      <wps:style>
+                        <a:lnRef idx="2">
+                          <a:schemeClr val="accent1">
+                            <a:shade val="15000"/>
+                          </a:schemeClr>
+                        </a:lnRef>
+                        <a:fillRef idx="1">
+                          <a:schemeClr val="accent1"/>
+                        </a:fillRef>
+                        <a:effectRef idx="0">
+                          <a:schemeClr val="accent1"/>
+                        </a:effectRef>
+                        <a:fontRef idx="minor">
+                          <a:schemeClr val="lt1"/>
+                        </a:fontRef>
+                      </wps:style>
+                      <wps:bodyPr rot="0" spcFirstLastPara="0" vertOverflow="overflow" horzOverflow="overflow" vert="horz" wrap="square" lIns="91440" tIns="45720" rIns="91440" bIns="45720" numCol="1" spcCol="0" rtlCol="0" fromWordArt="0" anchor="ctr" anchorCtr="0" forceAA="0" compatLnSpc="1">
+                        <a:prstTxWarp prst="textNoShape">
+                          <a:avLst/>
+                        </a:prstTxWarp>
+                        <a:noAutofit/>
+                      </wps:bodyPr>
+                    </wps:wsp>
+                  </a:graphicData>
+                </a:graphic>
+              </wp:anchor>
+            </w:drawing>
+          </mc:Choice>
+          <mc:Fallback>
+            <w:pict>
+              <v:rect w14:anchorId="48E3D1FB" id="矩形 7" o:spid="_x0000_s1026" style="position:absolute;margin-left:104.25pt;margin-top:63.45pt;width:328.5pt;height:27.75pt;z-index:251667456;visibility:visible;mso-wrap-style:square;mso-wrap-distance-left:9pt;mso-wrap-distance-top:0;mso-wrap-distance-right:9pt;mso-wrap-distance-bottom:0;mso-position-horizontal:absolute;mso-position-horizontal-relative:text;mso-position-vertical:absolute;mso-position-vertical-relative:text;v-text-anchor:middle" o:gfxdata="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" filled="f" strokecolor="#e00" strokeweight="1pt"/>
+            </w:pict>
+          </mc:Fallback>
+        </mc:AlternateContent>
+      </w:r>
+      <w:r>
+        <w:rPr>
+          <w:noProof/>
+        </w:rPr>
         <w:drawing>
           <wp:inline distT="0" distB="0" distL="0" distR="0" wp14:anchorId="43C2E21A" wp14:editId="182025C0">
             <wp:extent cx="5274310" cy="1746885"/>
@@ -1578,6 +1833,13 @@
           </wp:inline>
         </w:drawing>
       </w:r>
+    </w:p>
+    <w:p>
+      <w:pPr>
+        <w:rPr>
+          <w:rFonts w:hint="eastAsia"/>
+        </w:rPr>
+      </w:pPr>
     </w:p>
     <w:sectPr>
       <w:pgSz w:w="11906" w:h="16838"/>
@@ -2401,6 +2663,7 @@
   <w:style w:type="character" w:default="1" w:styleId="a0">
     <w:name w:val="Default Paragraph Font"/>
     <w:uiPriority w:val="1"/>
+    <w:semiHidden/>
     <w:unhideWhenUsed/>
   </w:style>
   <w:style w:type="table" w:default="1" w:styleId="a1">
